--- a/life-stuff-user-guide.docx
+++ b/life-stuff-user-guide.docx
@@ -47,7 +47,7 @@
           <w:sz w:val="20"/>
           <w:szCs w:val="20"/>
         </w:rPr>
-        <w:t xml:space="preserve">Last updated: May 2026</w:t>
+        <w:t xml:space="preserve">Last updated: October 2026</w:t>
       </w:r>
     </w:p>
     <w:p>
@@ -610,7 +610,7 @@
                 <w:sz w:val="18"/>
                 <w:szCs w:val="18"/>
               </w:rPr>
-              <w:t xml:space="preserve">Modern Heirloom</w:t>
+              <w:t xml:space="preserve">The Collection (formerly Modern Heirloom)</w:t>
             </w:r>
           </w:p>
         </w:tc>
@@ -638,7 +638,7 @@
                 <w:sz w:val="18"/>
                 <w:szCs w:val="18"/>
               </w:rPr>
-              <w:t xml:space="preserve">Luxury resale inventory — Hermès, Louis Vuitton, and other luxury goods</w:t>
+              <w:t xml:space="preserve">Luxury resale inventory, wishlist and personal stash — Hermès, Louis Vuitton, and other luxury goods</w:t>
             </w:r>
           </w:p>
         </w:tc>
@@ -1076,7 +1076,7 @@
                 <w:sz w:val="18"/>
                 <w:szCs w:val="18"/>
               </w:rPr>
-              <w:t xml:space="preserve">Modern Heirloom</w:t>
+              <w:t xml:space="preserve">The Collection</w:t>
             </w:r>
           </w:p>
         </w:tc>
@@ -1104,7 +1104,7 @@
                 <w:sz w:val="18"/>
                 <w:szCs w:val="18"/>
               </w:rPr>
-              <w:t xml:space="preserve">https://rtpalme-c2.github.io/Modern-Heirloom/modern-heirloom-inventory.html</w:t>
+              <w:t xml:space="preserve">https://rtpalme-c2.github.io/The-Collection/the-collection.html</w:t>
             </w:r>
           </w:p>
         </w:tc>
@@ -1858,6 +1858,64 @@
               <w:bottom w:val="single" w:color="CCCCCC" w:sz="1"/>
               <w:right w:val="single" w:color="CCCCCC" w:sz="1"/>
             </w:tcBorders>
+            <w:shd w:fill="FFFFFF" w:val="clear"/>
+            <w:tcMar>
+              <w:top w:type="dxa" w:w="80"/>
+              <w:left w:type="dxa" w:w="120"/>
+              <w:bottom w:type="dxa" w:w="80"/>
+              <w:right w:type="dxa" w:w="120"/>
+            </w:tcMar>
+          </w:tcPr>
+          <w:p>
+            <w:r>
+              <w:rPr>
+                <w:rFonts w:ascii="Arial" w:cs="Arial" w:eastAsia="Arial" w:hAnsi="Arial"/>
+                <w:sz w:val="18"/>
+                <w:szCs w:val="18"/>
+              </w:rPr>
+              <w:t xml:space="preserve">Red dot — Not synced yet</w:t>
+            </w:r>
+          </w:p>
+        </w:tc>
+        <w:tc>
+          <w:tcPr>
+            <w:tcW w:type="dxa" w:w="5860"/>
+            <w:tcBorders>
+              <w:top w:val="single" w:color="CCCCCC" w:sz="1"/>
+              <w:left w:val="single" w:color="CCCCCC" w:sz="1"/>
+              <w:bottom w:val="single" w:color="CCCCCC" w:sz="1"/>
+              <w:right w:val="single" w:color="CCCCCC" w:sz="1"/>
+            </w:tcBorders>
+            <w:shd w:fill="FFFFFF" w:val="clear"/>
+            <w:tcMar>
+              <w:top w:type="dxa" w:w="80"/>
+              <w:left w:type="dxa" w:w="120"/>
+              <w:bottom w:type="dxa" w:w="80"/>
+              <w:right w:type="dxa" w:w="120"/>
+            </w:tcMar>
+          </w:tcPr>
+          <w:p>
+            <w:r>
+              <w:rPr>
+                <w:rFonts w:ascii="Arial" w:cs="Arial" w:eastAsia="Arial" w:hAnsi="Arial"/>
+                <w:sz w:val="18"/>
+                <w:szCs w:val="18"/>
+              </w:rPr>
+              <w:t xml:space="preserve">The app could not read GitHub yet, so it is holding your changes on this device rather than risk overwriting your saved data. Reload, or tap Connect GitHub again.</w:t>
+            </w:r>
+          </w:p>
+        </w:tc>
+      </w:tr>
+      <w:tr>
+        <w:tc>
+          <w:tcPr>
+            <w:tcW w:type="dxa" w:w="3500"/>
+            <w:tcBorders>
+              <w:top w:val="single" w:color="CCCCCC" w:sz="1"/>
+              <w:left w:val="single" w:color="CCCCCC" w:sz="1"/>
+              <w:bottom w:val="single" w:color="CCCCCC" w:sz="1"/>
+              <w:right w:val="single" w:color="CCCCCC" w:sz="1"/>
+            </w:tcBorders>
             <w:shd w:fill="F5F2EC" w:val="clear"/>
             <w:tcMar>
               <w:top w:type="dxa" w:w="80"/>
@@ -1989,6 +2047,19 @@
           <w:szCs w:val="20"/>
         </w:rPr>
         <w:t xml:space="preserve">Each device stores the PAT separately. To use an app on a new device: open the app URL, tap Connect GitHub and enter your PAT. The app will pull your data from GitHub automatically.</w:t>
+      </w:r>
+    </w:p>
+    <w:p>
+      <w:pPr>
+        <w:spacing w:after="100" w:before="0"/>
+      </w:pPr>
+      <w:r>
+        <w:rPr>
+          <w:rFonts w:ascii="Arial" w:cs="Arial" w:eastAsia="Arial" w:hAnsi="Arial"/>
+          <w:sz w:val="20"/>
+          <w:szCs w:val="20"/>
+        </w:rPr>
+        <w:t xml:space="preserve">The Collection keeps its own token. After it moved to its new address, enter your token once in Connect GitHub.</w:t>
       </w:r>
     </w:p>
     <w:p>
@@ -3418,7 +3489,7 @@
           <w:sz w:val="32"/>
           <w:szCs w:val="32"/>
         </w:rPr>
-        <w:t xml:space="preserve">Modern Heirloom</w:t>
+        <w:t xml:space="preserve">The Collection (formerly Modern Heirloom)</w:t>
       </w:r>
     </w:p>
     <w:p>
@@ -3447,7 +3518,7 @@
           <w:sz w:val="20"/>
           <w:szCs w:val="20"/>
         </w:rPr>
-        <w:t xml:space="preserve">Tracks luxury resale inventory — Hermès, Louis Vuitton, and other luxury goods. Each item stores purchase details, condition, photos, pricing history, and sales channel.</w:t>
+        <w:t xml:space="preserve">Tracks your luxury collection, wishlist, items for sale and sold items — Hermès, Louis Vuitton, and other luxury goods. Tabs: Collection (stash), Wishlist, For sale (draft, active, hold) and Sold. Each item stores purchase details, condition, photos, pricing history and sales channel, and you can print a sales sheet for an item.</w:t>
       </w:r>
     </w:p>
     <w:p>
@@ -3952,7 +4023,7 @@
                 <w:sz w:val="18"/>
                 <w:szCs w:val="18"/>
               </w:rPr>
-              <w:t xml:space="preserve">Active (for sale) or Sold</w:t>
+              <w:t xml:space="preserve">Draft, Active, Hold / Pending, Sold, Stash or Wishlist — the tab shows which group the item is in</w:t>
             </w:r>
           </w:p>
         </w:tc>
@@ -5899,7 +5970,7 @@
           <w:sz w:val="20"/>
           <w:szCs w:val="20"/>
         </w:rPr>
-        <w:t xml:space="preserve">Do not use Reset Local Data unless the app is genuinely out of sync — it clears your local cache and if GitHub has no data, the app will load seed data</w:t>
+        <w:t xml:space="preserve">Do not use Reset Local Data unless the app is genuinely out of sync — it clears your local cache. If GitHub cannot be read afterwards, the app shows built-in data and keeps your changes on the device without overwriting your saved data until it can read GitHub again.</w:t>
       </w:r>
     </w:p>
     <w:sectPr>

--- a/life-stuff-user-guide.docx
+++ b/life-stuff-user-guide.docx
@@ -3518,7 +3518,7 @@
           <w:sz w:val="20"/>
           <w:szCs w:val="20"/>
         </w:rPr>
-        <w:t xml:space="preserve">Tracks your luxury collection, wishlist, items for sale and sold items — Hermès, Louis Vuitton, and other luxury goods. Tabs: Collection (stash), Wishlist, For sale (draft, active, hold) and Sold. Each item stores purchase details, condition, photos, pricing history and sales channel, and you can print a sales sheet for an item.</w:t>
+        <w:t>Tracks your luxury collection, wishlist, items listed for sale and sold items — Hermès, Louis Vuitton, Coach and other luxury goods. Tabs: Collection (stash), Wishlist, Listed (draft, active, hold) and Sold. Each tab shows a summary at the top. Each item stores purchase details, condition, accessories, photos, pricing history and sales channel, and you can print a sales sheet for an item.</w:t>
       </w:r>
     </w:p>
     <w:p>
@@ -3632,13 +3632,13 @@
               <w:bottom w:val="single" w:color="CCCCCC" w:sz="1"/>
               <w:right w:val="single" w:color="CCCCCC" w:sz="1"/>
             </w:tcBorders>
+            <w:tcMar>
+              <w:top w:type="dxa" w:w="80"/>
+              <w:left w:type="dxa" w:w="120"/>
+              <w:bottom w:type="dxa" w:w="80"/>
+              <w:right w:type="dxa" w:w="120"/>
+            </w:tcMar>
             <w:shd w:fill="FFFFFF" w:val="clear"/>
-            <w:tcMar>
-              <w:top w:type="dxa" w:w="80"/>
-              <w:left w:type="dxa" w:w="120"/>
-              <w:bottom w:type="dxa" w:w="80"/>
-              <w:right w:type="dxa" w:w="120"/>
-            </w:tcMar>
           </w:tcPr>
           <w:p>
             <w:r>
@@ -3660,13 +3660,13 @@
               <w:bottom w:val="single" w:color="CCCCCC" w:sz="1"/>
               <w:right w:val="single" w:color="CCCCCC" w:sz="1"/>
             </w:tcBorders>
+            <w:tcMar>
+              <w:top w:type="dxa" w:w="80"/>
+              <w:left w:type="dxa" w:w="120"/>
+              <w:bottom w:type="dxa" w:w="80"/>
+              <w:right w:type="dxa" w:w="120"/>
+            </w:tcMar>
             <w:shd w:fill="FFFFFF" w:val="clear"/>
-            <w:tcMar>
-              <w:top w:type="dxa" w:w="80"/>
-              <w:left w:type="dxa" w:w="120"/>
-              <w:bottom w:type="dxa" w:w="80"/>
-              <w:right w:type="dxa" w:w="120"/>
-            </w:tcMar>
           </w:tcPr>
           <w:p>
             <w:r>
@@ -3690,13 +3690,13 @@
               <w:bottom w:val="single" w:color="CCCCCC" w:sz="1"/>
               <w:right w:val="single" w:color="CCCCCC" w:sz="1"/>
             </w:tcBorders>
+            <w:tcMar>
+              <w:top w:type="dxa" w:w="80"/>
+              <w:left w:type="dxa" w:w="120"/>
+              <w:bottom w:type="dxa" w:w="80"/>
+              <w:right w:type="dxa" w:w="120"/>
+            </w:tcMar>
             <w:shd w:fill="F5F2EC" w:val="clear"/>
-            <w:tcMar>
-              <w:top w:type="dxa" w:w="80"/>
-              <w:left w:type="dxa" w:w="120"/>
-              <w:bottom w:type="dxa" w:w="80"/>
-              <w:right w:type="dxa" w:w="120"/>
-            </w:tcMar>
           </w:tcPr>
           <w:p>
             <w:r>
@@ -3718,13 +3718,13 @@
               <w:bottom w:val="single" w:color="CCCCCC" w:sz="1"/>
               <w:right w:val="single" w:color="CCCCCC" w:sz="1"/>
             </w:tcBorders>
+            <w:tcMar>
+              <w:top w:type="dxa" w:w="80"/>
+              <w:left w:type="dxa" w:w="120"/>
+              <w:bottom w:type="dxa" w:w="80"/>
+              <w:right w:type="dxa" w:w="120"/>
+            </w:tcMar>
             <w:shd w:fill="F5F2EC" w:val="clear"/>
-            <w:tcMar>
-              <w:top w:type="dxa" w:w="80"/>
-              <w:left w:type="dxa" w:w="120"/>
-              <w:bottom w:type="dxa" w:w="80"/>
-              <w:right w:type="dxa" w:w="120"/>
-            </w:tcMar>
           </w:tcPr>
           <w:p>
             <w:r>
@@ -3748,13 +3748,13 @@
               <w:bottom w:val="single" w:color="CCCCCC" w:sz="1"/>
               <w:right w:val="single" w:color="CCCCCC" w:sz="1"/>
             </w:tcBorders>
+            <w:tcMar>
+              <w:top w:type="dxa" w:w="80"/>
+              <w:left w:type="dxa" w:w="120"/>
+              <w:bottom w:type="dxa" w:w="80"/>
+              <w:right w:type="dxa" w:w="120"/>
+            </w:tcMar>
             <w:shd w:fill="FFFFFF" w:val="clear"/>
-            <w:tcMar>
-              <w:top w:type="dxa" w:w="80"/>
-              <w:left w:type="dxa" w:w="120"/>
-              <w:bottom w:type="dxa" w:w="80"/>
-              <w:right w:type="dxa" w:w="120"/>
-            </w:tcMar>
           </w:tcPr>
           <w:p>
             <w:r>
@@ -3776,13 +3776,13 @@
               <w:bottom w:val="single" w:color="CCCCCC" w:sz="1"/>
               <w:right w:val="single" w:color="CCCCCC" w:sz="1"/>
             </w:tcBorders>
+            <w:tcMar>
+              <w:top w:type="dxa" w:w="80"/>
+              <w:left w:type="dxa" w:w="120"/>
+              <w:bottom w:type="dxa" w:w="80"/>
+              <w:right w:type="dxa" w:w="120"/>
+            </w:tcMar>
             <w:shd w:fill="FFFFFF" w:val="clear"/>
-            <w:tcMar>
-              <w:top w:type="dxa" w:w="80"/>
-              <w:left w:type="dxa" w:w="120"/>
-              <w:bottom w:type="dxa" w:w="80"/>
-              <w:right w:type="dxa" w:w="120"/>
-            </w:tcMar>
           </w:tcPr>
           <w:p>
             <w:r>
@@ -3806,13 +3806,13 @@
               <w:bottom w:val="single" w:color="CCCCCC" w:sz="1"/>
               <w:right w:val="single" w:color="CCCCCC" w:sz="1"/>
             </w:tcBorders>
+            <w:tcMar>
+              <w:top w:type="dxa" w:w="80"/>
+              <w:left w:type="dxa" w:w="120"/>
+              <w:bottom w:type="dxa" w:w="80"/>
+              <w:right w:type="dxa" w:w="120"/>
+            </w:tcMar>
             <w:shd w:fill="F5F2EC" w:val="clear"/>
-            <w:tcMar>
-              <w:top w:type="dxa" w:w="80"/>
-              <w:left w:type="dxa" w:w="120"/>
-              <w:bottom w:type="dxa" w:w="80"/>
-              <w:right w:type="dxa" w:w="120"/>
-            </w:tcMar>
           </w:tcPr>
           <w:p>
             <w:r>
@@ -3834,22 +3834,22 @@
               <w:bottom w:val="single" w:color="CCCCCC" w:sz="1"/>
               <w:right w:val="single" w:color="CCCCCC" w:sz="1"/>
             </w:tcBorders>
+            <w:tcMar>
+              <w:top w:type="dxa" w:w="80"/>
+              <w:left w:type="dxa" w:w="120"/>
+              <w:bottom w:type="dxa" w:w="80"/>
+              <w:right w:type="dxa" w:w="120"/>
+            </w:tcMar>
             <w:shd w:fill="F5F2EC" w:val="clear"/>
-            <w:tcMar>
-              <w:top w:type="dxa" w:w="80"/>
-              <w:left w:type="dxa" w:w="120"/>
-              <w:bottom w:type="dxa" w:w="80"/>
-              <w:right w:type="dxa" w:w="120"/>
-            </w:tcMar>
-          </w:tcPr>
-          <w:p>
-            <w:r>
-              <w:rPr>
-                <w:rFonts w:ascii="Arial" w:cs="Arial" w:eastAsia="Arial" w:hAnsi="Arial"/>
-                <w:sz w:val="18"/>
-                <w:szCs w:val="18"/>
-              </w:rPr>
-              <w:t xml:space="preserve">Purchase price and currency (EUR, USD, MXN, etc.)</w:t>
+          </w:tcPr>
+          <w:p>
+            <w:r>
+              <w:rPr>
+                <w:rFonts w:ascii="Arial" w:cs="Arial" w:eastAsia="Arial" w:hAnsi="Arial"/>
+                <w:sz w:val="18"/>
+                <w:szCs w:val="18"/>
+              </w:rPr>
+              <w:t>What you paid and the currency (EUR, USD, MXN, etc.). Leave empty if unknown.</w:t>
             </w:r>
           </w:p>
         </w:tc>
@@ -3864,13 +3864,13 @@
               <w:bottom w:val="single" w:color="CCCCCC" w:sz="1"/>
               <w:right w:val="single" w:color="CCCCCC" w:sz="1"/>
             </w:tcBorders>
+            <w:tcMar>
+              <w:top w:type="dxa" w:w="80"/>
+              <w:left w:type="dxa" w:w="120"/>
+              <w:bottom w:type="dxa" w:w="80"/>
+              <w:right w:type="dxa" w:w="120"/>
+            </w:tcMar>
             <w:shd w:fill="FFFFFF" w:val="clear"/>
-            <w:tcMar>
-              <w:top w:type="dxa" w:w="80"/>
-              <w:left w:type="dxa" w:w="120"/>
-              <w:bottom w:type="dxa" w:w="80"/>
-              <w:right w:type="dxa" w:w="120"/>
-            </w:tcMar>
           </w:tcPr>
           <w:p>
             <w:r>
@@ -3892,22 +3892,22 @@
               <w:bottom w:val="single" w:color="CCCCCC" w:sz="1"/>
               <w:right w:val="single" w:color="CCCCCC" w:sz="1"/>
             </w:tcBorders>
+            <w:tcMar>
+              <w:top w:type="dxa" w:w="80"/>
+              <w:left w:type="dxa" w:w="120"/>
+              <w:bottom w:type="dxa" w:w="80"/>
+              <w:right w:type="dxa" w:w="120"/>
+            </w:tcMar>
             <w:shd w:fill="FFFFFF" w:val="clear"/>
-            <w:tcMar>
-              <w:top w:type="dxa" w:w="80"/>
-              <w:left w:type="dxa" w:w="120"/>
-              <w:bottom w:type="dxa" w:w="80"/>
-              <w:right w:type="dxa" w:w="120"/>
-            </w:tcMar>
-          </w:tcPr>
-          <w:p>
-            <w:r>
-              <w:rPr>
-                <w:rFonts w:ascii="Arial" w:cs="Arial" w:eastAsia="Arial" w:hAnsi="Arial"/>
-                <w:sz w:val="18"/>
-                <w:szCs w:val="18"/>
-              </w:rPr>
-              <w:t xml:space="preserve">Current listing price in USD</w:t>
+          </w:tcPr>
+          <w:p>
+            <w:r>
+              <w:rPr>
+                <w:rFonts w:ascii="Arial" w:cs="Arial" w:eastAsia="Arial" w:hAnsi="Arial"/>
+                <w:sz w:val="18"/>
+                <w:szCs w:val="18"/>
+              </w:rPr>
+              <w:t>Current listing price in USD (Target Price on the Wishlist)</w:t>
             </w:r>
           </w:p>
         </w:tc>
@@ -3922,13 +3922,13 @@
               <w:bottom w:val="single" w:color="CCCCCC" w:sz="1"/>
               <w:right w:val="single" w:color="CCCCCC" w:sz="1"/>
             </w:tcBorders>
+            <w:tcMar>
+              <w:top w:type="dxa" w:w="80"/>
+              <w:left w:type="dxa" w:w="120"/>
+              <w:bottom w:type="dxa" w:w="80"/>
+              <w:right w:type="dxa" w:w="120"/>
+            </w:tcMar>
             <w:shd w:fill="F5F2EC" w:val="clear"/>
-            <w:tcMar>
-              <w:top w:type="dxa" w:w="80"/>
-              <w:left w:type="dxa" w:w="120"/>
-              <w:bottom w:type="dxa" w:w="80"/>
-              <w:right w:type="dxa" w:w="120"/>
-            </w:tcMar>
           </w:tcPr>
           <w:p>
             <w:r>
@@ -3950,13 +3950,13 @@
               <w:bottom w:val="single" w:color="CCCCCC" w:sz="1"/>
               <w:right w:val="single" w:color="CCCCCC" w:sz="1"/>
             </w:tcBorders>
+            <w:tcMar>
+              <w:top w:type="dxa" w:w="80"/>
+              <w:left w:type="dxa" w:w="120"/>
+              <w:bottom w:type="dxa" w:w="80"/>
+              <w:right w:type="dxa" w:w="120"/>
+            </w:tcMar>
             <w:shd w:fill="F5F2EC" w:val="clear"/>
-            <w:tcMar>
-              <w:top w:type="dxa" w:w="80"/>
-              <w:left w:type="dxa" w:w="120"/>
-              <w:bottom w:type="dxa" w:w="80"/>
-              <w:right w:type="dxa" w:w="120"/>
-            </w:tcMar>
           </w:tcPr>
           <w:p>
             <w:r>
@@ -3980,13 +3980,13 @@
               <w:bottom w:val="single" w:color="CCCCCC" w:sz="1"/>
               <w:right w:val="single" w:color="CCCCCC" w:sz="1"/>
             </w:tcBorders>
+            <w:tcMar>
+              <w:top w:type="dxa" w:w="80"/>
+              <w:left w:type="dxa" w:w="120"/>
+              <w:bottom w:type="dxa" w:w="80"/>
+              <w:right w:type="dxa" w:w="120"/>
+            </w:tcMar>
             <w:shd w:fill="FFFFFF" w:val="clear"/>
-            <w:tcMar>
-              <w:top w:type="dxa" w:w="80"/>
-              <w:left w:type="dxa" w:w="120"/>
-              <w:bottom w:type="dxa" w:w="80"/>
-              <w:right w:type="dxa" w:w="120"/>
-            </w:tcMar>
           </w:tcPr>
           <w:p>
             <w:r>
@@ -4008,13 +4008,13 @@
               <w:bottom w:val="single" w:color="CCCCCC" w:sz="1"/>
               <w:right w:val="single" w:color="CCCCCC" w:sz="1"/>
             </w:tcBorders>
+            <w:tcMar>
+              <w:top w:type="dxa" w:w="80"/>
+              <w:left w:type="dxa" w:w="120"/>
+              <w:bottom w:type="dxa" w:w="80"/>
+              <w:right w:type="dxa" w:w="120"/>
+            </w:tcMar>
             <w:shd w:fill="FFFFFF" w:val="clear"/>
-            <w:tcMar>
-              <w:top w:type="dxa" w:w="80"/>
-              <w:left w:type="dxa" w:w="120"/>
-              <w:bottom w:type="dxa" w:w="80"/>
-              <w:right w:type="dxa" w:w="120"/>
-            </w:tcMar>
           </w:tcPr>
           <w:p>
             <w:r>
@@ -4038,13 +4038,13 @@
               <w:bottom w:val="single" w:color="CCCCCC" w:sz="1"/>
               <w:right w:val="single" w:color="CCCCCC" w:sz="1"/>
             </w:tcBorders>
+            <w:tcMar>
+              <w:top w:type="dxa" w:w="80"/>
+              <w:left w:type="dxa" w:w="120"/>
+              <w:bottom w:type="dxa" w:w="80"/>
+              <w:right w:type="dxa" w:w="120"/>
+            </w:tcMar>
             <w:shd w:fill="F5F2EC" w:val="clear"/>
-            <w:tcMar>
-              <w:top w:type="dxa" w:w="80"/>
-              <w:left w:type="dxa" w:w="120"/>
-              <w:bottom w:type="dxa" w:w="80"/>
-              <w:right w:type="dxa" w:w="120"/>
-            </w:tcMar>
           </w:tcPr>
           <w:p>
             <w:r>
@@ -4066,13 +4066,13 @@
               <w:bottom w:val="single" w:color="CCCCCC" w:sz="1"/>
               <w:right w:val="single" w:color="CCCCCC" w:sz="1"/>
             </w:tcBorders>
+            <w:tcMar>
+              <w:top w:type="dxa" w:w="80"/>
+              <w:left w:type="dxa" w:w="120"/>
+              <w:bottom w:type="dxa" w:w="80"/>
+              <w:right w:type="dxa" w:w="120"/>
+            </w:tcMar>
             <w:shd w:fill="F5F2EC" w:val="clear"/>
-            <w:tcMar>
-              <w:top w:type="dxa" w:w="80"/>
-              <w:left w:type="dxa" w:w="120"/>
-              <w:bottom w:type="dxa" w:w="80"/>
-              <w:right w:type="dxa" w:w="120"/>
-            </w:tcMar>
           </w:tcPr>
           <w:p>
             <w:r>
@@ -4096,13 +4096,13 @@
               <w:bottom w:val="single" w:color="CCCCCC" w:sz="1"/>
               <w:right w:val="single" w:color="CCCCCC" w:sz="1"/>
             </w:tcBorders>
+            <w:tcMar>
+              <w:top w:type="dxa" w:w="80"/>
+              <w:left w:type="dxa" w:w="120"/>
+              <w:bottom w:type="dxa" w:w="80"/>
+              <w:right w:type="dxa" w:w="120"/>
+            </w:tcMar>
             <w:shd w:fill="FFFFFF" w:val="clear"/>
-            <w:tcMar>
-              <w:top w:type="dxa" w:w="80"/>
-              <w:left w:type="dxa" w:w="120"/>
-              <w:bottom w:type="dxa" w:w="80"/>
-              <w:right w:type="dxa" w:w="120"/>
-            </w:tcMar>
           </w:tcPr>
           <w:p>
             <w:r>
@@ -4124,22 +4124,22 @@
               <w:bottom w:val="single" w:color="CCCCCC" w:sz="1"/>
               <w:right w:val="single" w:color="CCCCCC" w:sz="1"/>
             </w:tcBorders>
+            <w:tcMar>
+              <w:top w:type="dxa" w:w="80"/>
+              <w:left w:type="dxa" w:w="120"/>
+              <w:bottom w:type="dxa" w:w="80"/>
+              <w:right w:type="dxa" w:w="120"/>
+            </w:tcMar>
             <w:shd w:fill="FFFFFF" w:val="clear"/>
-            <w:tcMar>
-              <w:top w:type="dxa" w:w="80"/>
-              <w:left w:type="dxa" w:w="120"/>
-              <w:bottom w:type="dxa" w:w="80"/>
-              <w:right w:type="dxa" w:w="120"/>
-            </w:tcMar>
-          </w:tcPr>
-          <w:p>
-            <w:r>
-              <w:rPr>
-                <w:rFonts w:ascii="Arial" w:cs="Arial" w:eastAsia="Arial" w:hAnsi="Arial"/>
-                <w:sz w:val="18"/>
-                <w:szCs w:val="18"/>
-              </w:rPr>
-              <w:t xml:space="preserve">Purchase date</w:t>
+          </w:tcPr>
+          <w:p>
+            <w:r>
+              <w:rPr>
+                <w:rFonts w:ascii="Arial" w:cs="Arial" w:eastAsia="Arial" w:hAnsi="Arial"/>
+                <w:sz w:val="18"/>
+                <w:szCs w:val="18"/>
+              </w:rPr>
+              <w:t>Date you bought it</w:t>
             </w:r>
           </w:p>
         </w:tc>
@@ -4154,22 +4154,22 @@
               <w:bottom w:val="single" w:color="CCCCCC" w:sz="1"/>
               <w:right w:val="single" w:color="CCCCCC" w:sz="1"/>
             </w:tcBorders>
+            <w:tcMar>
+              <w:top w:type="dxa" w:w="80"/>
+              <w:left w:type="dxa" w:w="120"/>
+              <w:bottom w:type="dxa" w:w="80"/>
+              <w:right w:type="dxa" w:w="120"/>
+            </w:tcMar>
             <w:shd w:fill="F5F2EC" w:val="clear"/>
-            <w:tcMar>
-              <w:top w:type="dxa" w:w="80"/>
-              <w:left w:type="dxa" w:w="120"/>
-              <w:bottom w:type="dxa" w:w="80"/>
-              <w:right w:type="dxa" w:w="120"/>
-            </w:tcMar>
-          </w:tcPr>
-          <w:p>
-            <w:r>
-              <w:rPr>
-                <w:rFonts w:ascii="Arial" w:cs="Arial" w:eastAsia="Arial" w:hAnsi="Arial"/>
-                <w:sz w:val="18"/>
-                <w:szCs w:val="18"/>
-              </w:rPr>
-              <w:t xml:space="preserve">Condition / Accompanied</w:t>
+          </w:tcPr>
+          <w:p>
+            <w:r>
+              <w:rPr>
+                <w:rFonts w:ascii="Arial" w:cs="Arial" w:eastAsia="Arial" w:hAnsi="Arial"/>
+                <w:sz w:val="18"/>
+                <w:szCs w:val="18"/>
+              </w:rPr>
+              <w:t>USD Cost</w:t>
             </w:r>
           </w:p>
         </w:tc>
@@ -4182,22 +4182,22 @@
               <w:bottom w:val="single" w:color="CCCCCC" w:sz="1"/>
               <w:right w:val="single" w:color="CCCCCC" w:sz="1"/>
             </w:tcBorders>
+            <w:tcMar>
+              <w:top w:type="dxa" w:w="80"/>
+              <w:left w:type="dxa" w:w="120"/>
+              <w:bottom w:type="dxa" w:w="80"/>
+              <w:right w:type="dxa" w:w="120"/>
+            </w:tcMar>
             <w:shd w:fill="F5F2EC" w:val="clear"/>
-            <w:tcMar>
-              <w:top w:type="dxa" w:w="80"/>
-              <w:left w:type="dxa" w:w="120"/>
-              <w:bottom w:type="dxa" w:w="80"/>
-              <w:right w:type="dxa" w:w="120"/>
-            </w:tcMar>
-          </w:tcPr>
-          <w:p>
-            <w:r>
-              <w:rPr>
-                <w:rFonts w:ascii="Arial" w:cs="Arial" w:eastAsia="Arial" w:hAnsi="Arial"/>
-                <w:sz w:val="18"/>
-                <w:szCs w:val="18"/>
-              </w:rPr>
-              <w:t xml:space="preserve">Item condition and what is included</w:t>
+          </w:tcPr>
+          <w:p>
+            <w:r>
+              <w:rPr>
+                <w:rFonts w:ascii="Arial" w:cs="Arial" w:eastAsia="Arial" w:hAnsi="Arial"/>
+                <w:sz w:val="18"/>
+                <w:szCs w:val="18"/>
+              </w:rPr>
+              <w:t>Only for non-USD purchases: the dollar amount on your card statement. Totals, margin and profit use this number; without it the item is left out of those totals.</w:t>
             </w:r>
           </w:p>
         </w:tc>
@@ -4212,13 +4212,709 @@
               <w:bottom w:val="single" w:color="CCCCCC" w:sz="1"/>
               <w:right w:val="single" w:color="CCCCCC" w:sz="1"/>
             </w:tcBorders>
+            <w:tcMar>
+              <w:top w:type="dxa" w:w="80"/>
+              <w:left w:type="dxa" w:w="120"/>
+              <w:bottom w:type="dxa" w:w="80"/>
+              <w:right w:type="dxa" w:w="120"/>
+            </w:tcMar>
             <w:shd w:fill="FFFFFF" w:val="clear"/>
-            <w:tcMar>
-              <w:top w:type="dxa" w:w="80"/>
-              <w:left w:type="dxa" w:w="120"/>
-              <w:bottom w:type="dxa" w:w="80"/>
-              <w:right w:type="dxa" w:w="120"/>
-            </w:tcMar>
+          </w:tcPr>
+          <w:p>
+            <w:r>
+              <w:rPr>
+                <w:rFonts w:ascii="Arial" w:cs="Arial" w:eastAsia="Arial" w:hAnsi="Arial"/>
+                <w:sz w:val="18"/>
+                <w:szCs w:val="18"/>
+              </w:rPr>
+              <w:t>Sold Date</w:t>
+            </w:r>
+          </w:p>
+        </w:tc>
+        <w:tc>
+          <w:tcPr>
+            <w:tcW w:type="dxa" w:w="6560"/>
+            <w:tcBorders>
+              <w:top w:val="single" w:color="CCCCCC" w:sz="1"/>
+              <w:left w:val="single" w:color="CCCCCC" w:sz="1"/>
+              <w:bottom w:val="single" w:color="CCCCCC" w:sz="1"/>
+              <w:right w:val="single" w:color="CCCCCC" w:sz="1"/>
+            </w:tcBorders>
+            <w:tcMar>
+              <w:top w:type="dxa" w:w="80"/>
+              <w:left w:type="dxa" w:w="120"/>
+              <w:bottom w:type="dxa" w:w="80"/>
+              <w:right w:type="dxa" w:w="120"/>
+            </w:tcMar>
+            <w:shd w:fill="FFFFFF" w:val="clear"/>
+          </w:tcPr>
+          <w:p>
+            <w:r>
+              <w:rPr>
+                <w:rFonts w:ascii="Arial" w:cs="Arial" w:eastAsia="Arial" w:hAnsi="Arial"/>
+                <w:sz w:val="18"/>
+                <w:szCs w:val="18"/>
+              </w:rPr>
+              <w:t>Date it sold (Sold tab)</w:t>
+            </w:r>
+          </w:p>
+        </w:tc>
+      </w:tr>
+      <w:tr>
+        <w:tc>
+          <w:tcPr>
+            <w:tcW w:type="dxa" w:w="2800"/>
+            <w:tcBorders>
+              <w:top w:val="single" w:color="CCCCCC" w:sz="1"/>
+              <w:left w:val="single" w:color="CCCCCC" w:sz="1"/>
+              <w:bottom w:val="single" w:color="CCCCCC" w:sz="1"/>
+              <w:right w:val="single" w:color="CCCCCC" w:sz="1"/>
+            </w:tcBorders>
+            <w:tcMar>
+              <w:top w:type="dxa" w:w="80"/>
+              <w:left w:type="dxa" w:w="120"/>
+              <w:bottom w:type="dxa" w:w="80"/>
+              <w:right w:type="dxa" w:w="120"/>
+            </w:tcMar>
+            <w:shd w:fill="F5F2EC" w:val="clear"/>
+          </w:tcPr>
+          <w:p>
+            <w:r>
+              <w:rPr>
+                <w:rFonts w:ascii="Arial" w:cs="Arial" w:eastAsia="Arial" w:hAnsi="Arial"/>
+                <w:sz w:val="18"/>
+                <w:szCs w:val="18"/>
+              </w:rPr>
+              <w:t>Bought</w:t>
+            </w:r>
+          </w:p>
+        </w:tc>
+        <w:tc>
+          <w:tcPr>
+            <w:tcW w:type="dxa" w:w="6560"/>
+            <w:tcBorders>
+              <w:top w:val="single" w:color="CCCCCC" w:sz="1"/>
+              <w:left w:val="single" w:color="CCCCCC" w:sz="1"/>
+              <w:bottom w:val="single" w:color="CCCCCC" w:sz="1"/>
+              <w:right w:val="single" w:color="CCCCCC" w:sz="1"/>
+            </w:tcBorders>
+            <w:tcMar>
+              <w:top w:type="dxa" w:w="80"/>
+              <w:left w:type="dxa" w:w="120"/>
+              <w:bottom w:type="dxa" w:w="80"/>
+              <w:right w:type="dxa" w:w="120"/>
+            </w:tcMar>
+            <w:shd w:fill="F5F2EC" w:val="clear"/>
+          </w:tcPr>
+          <w:p>
+            <w:r>
+              <w:rPr>
+                <w:rFonts w:ascii="Arial" w:cs="Arial" w:eastAsia="Arial" w:hAnsi="Arial"/>
+                <w:sz w:val="18"/>
+                <w:szCs w:val="18"/>
+              </w:rPr>
+              <w:t>Whether it was New or Pre-owned when you bought it. This never changes.</w:t>
+            </w:r>
+          </w:p>
+        </w:tc>
+      </w:tr>
+      <w:tr>
+        <w:tc>
+          <w:tcPr>
+            <w:tcW w:type="dxa" w:w="2800"/>
+            <w:tcBorders>
+              <w:top w:val="single" w:color="CCCCCC" w:sz="1"/>
+              <w:left w:val="single" w:color="CCCCCC" w:sz="1"/>
+              <w:bottom w:val="single" w:color="CCCCCC" w:sz="1"/>
+              <w:right w:val="single" w:color="CCCCCC" w:sz="1"/>
+            </w:tcBorders>
+            <w:tcMar>
+              <w:top w:type="dxa" w:w="80"/>
+              <w:left w:type="dxa" w:w="120"/>
+              <w:bottom w:type="dxa" w:w="80"/>
+              <w:right w:type="dxa" w:w="120"/>
+            </w:tcMar>
+            <w:shd w:fill="FFFFFF" w:val="clear"/>
+          </w:tcPr>
+          <w:p>
+            <w:r>
+              <w:rPr>
+                <w:rFonts w:ascii="Arial" w:cs="Arial" w:eastAsia="Arial" w:hAnsi="Arial"/>
+                <w:sz w:val="18"/>
+                <w:szCs w:val="18"/>
+              </w:rPr>
+              <w:t>Condition</w:t>
+            </w:r>
+          </w:p>
+        </w:tc>
+        <w:tc>
+          <w:tcPr>
+            <w:tcW w:type="dxa" w:w="6560"/>
+            <w:tcBorders>
+              <w:top w:val="single" w:color="CCCCCC" w:sz="1"/>
+              <w:left w:val="single" w:color="CCCCCC" w:sz="1"/>
+              <w:bottom w:val="single" w:color="CCCCCC" w:sz="1"/>
+              <w:right w:val="single" w:color="CCCCCC" w:sz="1"/>
+            </w:tcBorders>
+            <w:tcMar>
+              <w:top w:type="dxa" w:w="80"/>
+              <w:left w:type="dxa" w:w="120"/>
+              <w:bottom w:type="dxa" w:w="80"/>
+              <w:right w:type="dxa" w:w="120"/>
+            </w:tcMar>
+            <w:shd w:fill="FFFFFF" w:val="clear"/>
+          </w:tcPr>
+          <w:p>
+            <w:r>
+              <w:rPr>
+                <w:rFonts w:ascii="Arial" w:cs="Arial" w:eastAsia="Arial" w:hAnsi="Arial"/>
+                <w:sz w:val="18"/>
+                <w:szCs w:val="18"/>
+              </w:rPr>
+              <w:t>Its shape today: New, Like New, Excellent, Good or Fair</w:t>
+            </w:r>
+          </w:p>
+        </w:tc>
+      </w:tr>
+      <w:tr>
+        <w:tc>
+          <w:tcPr>
+            <w:tcW w:type="dxa" w:w="2800"/>
+            <w:tcBorders>
+              <w:top w:val="single" w:color="CCCCCC" w:sz="1"/>
+              <w:left w:val="single" w:color="CCCCCC" w:sz="1"/>
+              <w:bottom w:val="single" w:color="CCCCCC" w:sz="1"/>
+              <w:right w:val="single" w:color="CCCCCC" w:sz="1"/>
+            </w:tcBorders>
+            <w:tcMar>
+              <w:top w:type="dxa" w:w="80"/>
+              <w:left w:type="dxa" w:w="120"/>
+              <w:bottom w:type="dxa" w:w="80"/>
+              <w:right w:type="dxa" w:w="120"/>
+            </w:tcMar>
+            <w:shd w:fill="F5F2EC" w:val="clear"/>
+          </w:tcPr>
+          <w:p>
+            <w:r>
+              <w:rPr>
+                <w:rFonts w:ascii="Arial" w:cs="Arial" w:eastAsia="Arial" w:hAnsi="Arial"/>
+                <w:sz w:val="18"/>
+                <w:szCs w:val="18"/>
+              </w:rPr>
+              <w:t>Condition Notes</w:t>
+            </w:r>
+          </w:p>
+        </w:tc>
+        <w:tc>
+          <w:tcPr>
+            <w:tcW w:type="dxa" w:w="6560"/>
+            <w:tcBorders>
+              <w:top w:val="single" w:color="CCCCCC" w:sz="1"/>
+              <w:left w:val="single" w:color="CCCCCC" w:sz="1"/>
+              <w:bottom w:val="single" w:color="CCCCCC" w:sz="1"/>
+              <w:right w:val="single" w:color="CCCCCC" w:sz="1"/>
+            </w:tcBorders>
+            <w:tcMar>
+              <w:top w:type="dxa" w:w="80"/>
+              <w:left w:type="dxa" w:w="120"/>
+              <w:bottom w:type="dxa" w:w="80"/>
+              <w:right w:type="dxa" w:w="120"/>
+            </w:tcMar>
+            <w:shd w:fill="F5F2EC" w:val="clear"/>
+          </w:tcPr>
+          <w:p>
+            <w:r>
+              <w:rPr>
+                <w:rFonts w:ascii="Arial" w:cs="Arial" w:eastAsia="Arial" w:hAnsi="Arial"/>
+                <w:sz w:val="18"/>
+                <w:szCs w:val="18"/>
+              </w:rPr>
+              <w:t>Wear, cleaning, service history, and anything else about its condition</w:t>
+            </w:r>
+          </w:p>
+        </w:tc>
+      </w:tr>
+      <w:tr>
+        <w:tc>
+          <w:tcPr>
+            <w:tcW w:type="dxa" w:w="2800"/>
+            <w:tcBorders>
+              <w:top w:val="single" w:color="CCCCCC" w:sz="1"/>
+              <w:left w:val="single" w:color="CCCCCC" w:sz="1"/>
+              <w:bottom w:val="single" w:color="CCCCCC" w:sz="1"/>
+              <w:right w:val="single" w:color="CCCCCC" w:sz="1"/>
+            </w:tcBorders>
+            <w:tcMar>
+              <w:top w:type="dxa" w:w="80"/>
+              <w:left w:type="dxa" w:w="120"/>
+              <w:bottom w:type="dxa" w:w="80"/>
+              <w:right w:type="dxa" w:w="120"/>
+            </w:tcMar>
+            <w:shd w:fill="FFFFFF" w:val="clear"/>
+          </w:tcPr>
+          <w:p>
+            <w:r>
+              <w:rPr>
+                <w:rFonts w:ascii="Arial" w:cs="Arial" w:eastAsia="Arial" w:hAnsi="Arial"/>
+                <w:sz w:val="18"/>
+                <w:szCs w:val="18"/>
+              </w:rPr>
+              <w:t>Size</w:t>
+            </w:r>
+          </w:p>
+        </w:tc>
+        <w:tc>
+          <w:tcPr>
+            <w:tcW w:type="dxa" w:w="6560"/>
+            <w:tcBorders>
+              <w:top w:val="single" w:color="CCCCCC" w:sz="1"/>
+              <w:left w:val="single" w:color="CCCCCC" w:sz="1"/>
+              <w:bottom w:val="single" w:color="CCCCCC" w:sz="1"/>
+              <w:right w:val="single" w:color="CCCCCC" w:sz="1"/>
+            </w:tcBorders>
+            <w:tcMar>
+              <w:top w:type="dxa" w:w="80"/>
+              <w:left w:type="dxa" w:w="120"/>
+              <w:bottom w:type="dxa" w:w="80"/>
+              <w:right w:type="dxa" w:w="120"/>
+            </w:tcMar>
+            <w:shd w:fill="FFFFFF" w:val="clear"/>
+          </w:tcPr>
+          <w:p>
+            <w:r>
+              <w:rPr>
+                <w:rFonts w:ascii="Arial" w:cs="Arial" w:eastAsia="Arial" w:hAnsi="Arial"/>
+                <w:sz w:val="18"/>
+                <w:szCs w:val="18"/>
+              </w:rPr>
+              <w:t>Size class used for filtering: Mini, Small, Medium, Large or Extra Large</w:t>
+            </w:r>
+          </w:p>
+        </w:tc>
+      </w:tr>
+      <w:tr>
+        <w:tc>
+          <w:tcPr>
+            <w:tcW w:type="dxa" w:w="2800"/>
+            <w:tcBorders>
+              <w:top w:val="single" w:color="CCCCCC" w:sz="1"/>
+              <w:left w:val="single" w:color="CCCCCC" w:sz="1"/>
+              <w:bottom w:val="single" w:color="CCCCCC" w:sz="1"/>
+              <w:right w:val="single" w:color="CCCCCC" w:sz="1"/>
+            </w:tcBorders>
+            <w:tcMar>
+              <w:top w:type="dxa" w:w="80"/>
+              <w:left w:type="dxa" w:w="120"/>
+              <w:bottom w:type="dxa" w:w="80"/>
+              <w:right w:type="dxa" w:w="120"/>
+            </w:tcMar>
+            <w:shd w:fill="F5F2EC" w:val="clear"/>
+          </w:tcPr>
+          <w:p>
+            <w:r>
+              <w:rPr>
+                <w:rFonts w:ascii="Arial" w:cs="Arial" w:eastAsia="Arial" w:hAnsi="Arial"/>
+                <w:sz w:val="18"/>
+                <w:szCs w:val="18"/>
+              </w:rPr>
+              <w:t>Model Size</w:t>
+            </w:r>
+          </w:p>
+        </w:tc>
+        <w:tc>
+          <w:tcPr>
+            <w:tcW w:type="dxa" w:w="6560"/>
+            <w:tcBorders>
+              <w:top w:val="single" w:color="CCCCCC" w:sz="1"/>
+              <w:left w:val="single" w:color="CCCCCC" w:sz="1"/>
+              <w:bottom w:val="single" w:color="CCCCCC" w:sz="1"/>
+              <w:right w:val="single" w:color="CCCCCC" w:sz="1"/>
+            </w:tcBorders>
+            <w:tcMar>
+              <w:top w:type="dxa" w:w="80"/>
+              <w:left w:type="dxa" w:w="120"/>
+              <w:bottom w:type="dxa" w:w="80"/>
+              <w:right w:type="dxa" w:w="120"/>
+            </w:tcMar>
+            <w:shd w:fill="F5F2EC" w:val="clear"/>
+          </w:tcPr>
+          <w:p>
+            <w:r>
+              <w:rPr>
+                <w:rFonts w:ascii="Arial" w:cs="Arial" w:eastAsia="Arial" w:hAnsi="Arial"/>
+                <w:sz w:val="18"/>
+                <w:szCs w:val="18"/>
+              </w:rPr>
+              <w:t>The brand’s own size name, such as GM, Cabine, 40 or 33</w:t>
+            </w:r>
+          </w:p>
+        </w:tc>
+      </w:tr>
+      <w:tr>
+        <w:tc>
+          <w:tcPr>
+            <w:tcW w:type="dxa" w:w="2800"/>
+            <w:tcBorders>
+              <w:top w:val="single" w:color="CCCCCC" w:sz="1"/>
+              <w:left w:val="single" w:color="CCCCCC" w:sz="1"/>
+              <w:bottom w:val="single" w:color="CCCCCC" w:sz="1"/>
+              <w:right w:val="single" w:color="CCCCCC" w:sz="1"/>
+            </w:tcBorders>
+            <w:tcMar>
+              <w:top w:type="dxa" w:w="80"/>
+              <w:left w:type="dxa" w:w="120"/>
+              <w:bottom w:type="dxa" w:w="80"/>
+              <w:right w:type="dxa" w:w="120"/>
+            </w:tcMar>
+            <w:shd w:fill="FFFFFF" w:val="clear"/>
+          </w:tcPr>
+          <w:p>
+            <w:r>
+              <w:rPr>
+                <w:rFonts w:ascii="Arial" w:cs="Arial" w:eastAsia="Arial" w:hAnsi="Arial"/>
+                <w:sz w:val="18"/>
+                <w:szCs w:val="18"/>
+              </w:rPr>
+              <w:t>Hardware</w:t>
+            </w:r>
+          </w:p>
+        </w:tc>
+        <w:tc>
+          <w:tcPr>
+            <w:tcW w:type="dxa" w:w="6560"/>
+            <w:tcBorders>
+              <w:top w:val="single" w:color="CCCCCC" w:sz="1"/>
+              <w:left w:val="single" w:color="CCCCCC" w:sz="1"/>
+              <w:bottom w:val="single" w:color="CCCCCC" w:sz="1"/>
+              <w:right w:val="single" w:color="CCCCCC" w:sz="1"/>
+            </w:tcBorders>
+            <w:tcMar>
+              <w:top w:type="dxa" w:w="80"/>
+              <w:left w:type="dxa" w:w="120"/>
+              <w:bottom w:type="dxa" w:w="80"/>
+              <w:right w:type="dxa" w:w="120"/>
+            </w:tcMar>
+            <w:shd w:fill="FFFFFF" w:val="clear"/>
+          </w:tcPr>
+          <w:p>
+            <w:r>
+              <w:rPr>
+                <w:rFonts w:ascii="Arial" w:cs="Arial" w:eastAsia="Arial" w:hAnsi="Arial"/>
+                <w:sz w:val="18"/>
+                <w:szCs w:val="18"/>
+              </w:rPr>
+              <w:t>Finish: Brass, Gold, Silver, Palladium, Gunmetal, Black, Copper, None or Other. Use Hardware Notes for the brand’s own finish name.</w:t>
+            </w:r>
+          </w:p>
+        </w:tc>
+      </w:tr>
+      <w:tr>
+        <w:tc>
+          <w:tcPr>
+            <w:tcW w:type="dxa" w:w="2800"/>
+            <w:tcBorders>
+              <w:top w:val="single" w:color="CCCCCC" w:sz="1"/>
+              <w:left w:val="single" w:color="CCCCCC" w:sz="1"/>
+              <w:bottom w:val="single" w:color="CCCCCC" w:sz="1"/>
+              <w:right w:val="single" w:color="CCCCCC" w:sz="1"/>
+            </w:tcBorders>
+            <w:tcMar>
+              <w:top w:type="dxa" w:w="80"/>
+              <w:left w:type="dxa" w:w="120"/>
+              <w:bottom w:type="dxa" w:w="80"/>
+              <w:right w:type="dxa" w:w="120"/>
+            </w:tcMar>
+            <w:shd w:fill="F5F2EC" w:val="clear"/>
+          </w:tcPr>
+          <w:p>
+            <w:r>
+              <w:rPr>
+                <w:rFonts w:ascii="Arial" w:cs="Arial" w:eastAsia="Arial" w:hAnsi="Arial"/>
+                <w:sz w:val="18"/>
+                <w:szCs w:val="18"/>
+              </w:rPr>
+              <w:t>Source</w:t>
+            </w:r>
+          </w:p>
+        </w:tc>
+        <w:tc>
+          <w:tcPr>
+            <w:tcW w:type="dxa" w:w="6560"/>
+            <w:tcBorders>
+              <w:top w:val="single" w:color="CCCCCC" w:sz="1"/>
+              <w:left w:val="single" w:color="CCCCCC" w:sz="1"/>
+              <w:bottom w:val="single" w:color="CCCCCC" w:sz="1"/>
+              <w:right w:val="single" w:color="CCCCCC" w:sz="1"/>
+            </w:tcBorders>
+            <w:tcMar>
+              <w:top w:type="dxa" w:w="80"/>
+              <w:left w:type="dxa" w:w="120"/>
+              <w:bottom w:type="dxa" w:w="80"/>
+              <w:right w:type="dxa" w:w="120"/>
+            </w:tcMar>
+            <w:shd w:fill="F5F2EC" w:val="clear"/>
+          </w:tcPr>
+          <w:p>
+            <w:r>
+              <w:rPr>
+                <w:rFonts w:ascii="Arial" w:cs="Arial" w:eastAsia="Arial" w:hAnsi="Arial"/>
+                <w:sz w:val="18"/>
+                <w:szCs w:val="18"/>
+              </w:rPr>
+              <w:t>How you got it: Retail, Outlet, Resale or Gift</w:t>
+            </w:r>
+          </w:p>
+        </w:tc>
+      </w:tr>
+      <w:tr>
+        <w:tc>
+          <w:tcPr>
+            <w:tcW w:type="dxa" w:w="2800"/>
+            <w:tcBorders>
+              <w:top w:val="single" w:color="CCCCCC" w:sz="1"/>
+              <w:left w:val="single" w:color="CCCCCC" w:sz="1"/>
+              <w:bottom w:val="single" w:color="CCCCCC" w:sz="1"/>
+              <w:right w:val="single" w:color="CCCCCC" w:sz="1"/>
+            </w:tcBorders>
+            <w:tcMar>
+              <w:top w:type="dxa" w:w="80"/>
+              <w:left w:type="dxa" w:w="120"/>
+              <w:bottom w:type="dxa" w:w="80"/>
+              <w:right w:type="dxa" w:w="120"/>
+            </w:tcMar>
+            <w:shd w:fill="FFFFFF" w:val="clear"/>
+          </w:tcPr>
+          <w:p>
+            <w:r>
+              <w:rPr>
+                <w:rFonts w:ascii="Arial" w:cs="Arial" w:eastAsia="Arial" w:hAnsi="Arial"/>
+                <w:sz w:val="18"/>
+                <w:szCs w:val="18"/>
+              </w:rPr>
+              <w:t>Country of Manufacture</w:t>
+            </w:r>
+          </w:p>
+        </w:tc>
+        <w:tc>
+          <w:tcPr>
+            <w:tcW w:type="dxa" w:w="6560"/>
+            <w:tcBorders>
+              <w:top w:val="single" w:color="CCCCCC" w:sz="1"/>
+              <w:left w:val="single" w:color="CCCCCC" w:sz="1"/>
+              <w:bottom w:val="single" w:color="CCCCCC" w:sz="1"/>
+              <w:right w:val="single" w:color="CCCCCC" w:sz="1"/>
+            </w:tcBorders>
+            <w:tcMar>
+              <w:top w:type="dxa" w:w="80"/>
+              <w:left w:type="dxa" w:w="120"/>
+              <w:bottom w:type="dxa" w:w="80"/>
+              <w:right w:type="dxa" w:w="120"/>
+            </w:tcMar>
+            <w:shd w:fill="FFFFFF" w:val="clear"/>
+          </w:tcPr>
+          <w:p>
+            <w:r>
+              <w:rPr>
+                <w:rFonts w:ascii="Arial" w:cs="Arial" w:eastAsia="Arial" w:hAnsi="Arial"/>
+                <w:sz w:val="18"/>
+                <w:szCs w:val="18"/>
+              </w:rPr>
+              <w:t>Where it was made (optional)</w:t>
+            </w:r>
+          </w:p>
+        </w:tc>
+      </w:tr>
+      <w:tr>
+        <w:tc>
+          <w:tcPr>
+            <w:tcW w:type="dxa" w:w="2800"/>
+            <w:tcBorders>
+              <w:top w:val="single" w:color="CCCCCC" w:sz="1"/>
+              <w:left w:val="single" w:color="CCCCCC" w:sz="1"/>
+              <w:bottom w:val="single" w:color="CCCCCC" w:sz="1"/>
+              <w:right w:val="single" w:color="CCCCCC" w:sz="1"/>
+            </w:tcBorders>
+            <w:tcMar>
+              <w:top w:type="dxa" w:w="80"/>
+              <w:left w:type="dxa" w:w="120"/>
+              <w:bottom w:type="dxa" w:w="80"/>
+              <w:right w:type="dxa" w:w="120"/>
+            </w:tcMar>
+            <w:shd w:fill="F5F2EC" w:val="clear"/>
+          </w:tcPr>
+          <w:p>
+            <w:r>
+              <w:rPr>
+                <w:rFonts w:ascii="Arial" w:cs="Arial" w:eastAsia="Arial" w:hAnsi="Arial"/>
+                <w:sz w:val="18"/>
+                <w:szCs w:val="18"/>
+              </w:rPr>
+              <w:t>Bought At</w:t>
+            </w:r>
+          </w:p>
+        </w:tc>
+        <w:tc>
+          <w:tcPr>
+            <w:tcW w:type="dxa" w:w="6560"/>
+            <w:tcBorders>
+              <w:top w:val="single" w:color="CCCCCC" w:sz="1"/>
+              <w:left w:val="single" w:color="CCCCCC" w:sz="1"/>
+              <w:bottom w:val="single" w:color="CCCCCC" w:sz="1"/>
+              <w:right w:val="single" w:color="CCCCCC" w:sz="1"/>
+            </w:tcBorders>
+            <w:tcMar>
+              <w:top w:type="dxa" w:w="80"/>
+              <w:left w:type="dxa" w:w="120"/>
+              <w:bottom w:type="dxa" w:w="80"/>
+              <w:right w:type="dxa" w:w="120"/>
+            </w:tcMar>
+            <w:shd w:fill="F5F2EC" w:val="clear"/>
+          </w:tcPr>
+          <w:p>
+            <w:r>
+              <w:rPr>
+                <w:rFonts w:ascii="Arial" w:cs="Arial" w:eastAsia="Arial" w:hAnsi="Arial"/>
+                <w:sz w:val="18"/>
+                <w:szCs w:val="18"/>
+              </w:rPr>
+              <w:t>The store or website, and city</w:t>
+            </w:r>
+          </w:p>
+        </w:tc>
+      </w:tr>
+      <w:tr>
+        <w:tc>
+          <w:tcPr>
+            <w:tcW w:type="dxa" w:w="2800"/>
+            <w:tcBorders>
+              <w:top w:val="single" w:color="CCCCCC" w:sz="1"/>
+              <w:left w:val="single" w:color="CCCCCC" w:sz="1"/>
+              <w:bottom w:val="single" w:color="CCCCCC" w:sz="1"/>
+              <w:right w:val="single" w:color="CCCCCC" w:sz="1"/>
+            </w:tcBorders>
+            <w:tcMar>
+              <w:top w:type="dxa" w:w="80"/>
+              <w:left w:type="dxa" w:w="120"/>
+              <w:bottom w:type="dxa" w:w="80"/>
+              <w:right w:type="dxa" w:w="120"/>
+            </w:tcMar>
+            <w:shd w:fill="FFFFFF" w:val="clear"/>
+          </w:tcPr>
+          <w:p>
+            <w:r>
+              <w:rPr>
+                <w:rFonts w:ascii="Arial" w:cs="Arial" w:eastAsia="Arial" w:hAnsi="Arial"/>
+                <w:sz w:val="18"/>
+                <w:szCs w:val="18"/>
+              </w:rPr>
+              <w:t>Accessories</w:t>
+            </w:r>
+          </w:p>
+        </w:tc>
+        <w:tc>
+          <w:tcPr>
+            <w:tcW w:type="dxa" w:w="6560"/>
+            <w:tcBorders>
+              <w:top w:val="single" w:color="CCCCCC" w:sz="1"/>
+              <w:left w:val="single" w:color="CCCCCC" w:sz="1"/>
+              <w:bottom w:val="single" w:color="CCCCCC" w:sz="1"/>
+              <w:right w:val="single" w:color="CCCCCC" w:sz="1"/>
+            </w:tcBorders>
+            <w:tcMar>
+              <w:top w:type="dxa" w:w="80"/>
+              <w:left w:type="dxa" w:w="120"/>
+              <w:bottom w:type="dxa" w:w="80"/>
+              <w:right w:type="dxa" w:w="120"/>
+            </w:tcMar>
+            <w:shd w:fill="FFFFFF" w:val="clear"/>
+          </w:tcPr>
+          <w:p>
+            <w:r>
+              <w:rPr>
+                <w:rFonts w:ascii="Arial" w:cs="Arial" w:eastAsia="Arial" w:hAnsi="Arial"/>
+                <w:sz w:val="18"/>
+                <w:szCs w:val="18"/>
+              </w:rPr>
+              <w:t>Tap everything that came with it: Dustbag, Original Box, Hangtag, Lock &amp; keys, Clochette, Charms, Strap, Authenticity / CITES papers. Accessory Notes covers anything else. The receipt has its own switch.</w:t>
+            </w:r>
+          </w:p>
+        </w:tc>
+      </w:tr>
+      <w:tr>
+        <w:tc>
+          <w:tcPr>
+            <w:tcW w:type="dxa" w:w="2800"/>
+            <w:tcBorders>
+              <w:top w:val="single" w:color="CCCCCC" w:sz="1"/>
+              <w:left w:val="single" w:color="CCCCCC" w:sz="1"/>
+              <w:bottom w:val="single" w:color="CCCCCC" w:sz="1"/>
+              <w:right w:val="single" w:color="CCCCCC" w:sz="1"/>
+            </w:tcBorders>
+            <w:tcMar>
+              <w:top w:type="dxa" w:w="80"/>
+              <w:left w:type="dxa" w:w="120"/>
+              <w:bottom w:type="dxa" w:w="80"/>
+              <w:right w:type="dxa" w:w="120"/>
+            </w:tcMar>
+            <w:shd w:fill="F5F2EC" w:val="clear"/>
+          </w:tcPr>
+          <w:p>
+            <w:r>
+              <w:rPr>
+                <w:rFonts w:ascii="Arial" w:cs="Arial" w:eastAsia="Arial" w:hAnsi="Arial"/>
+                <w:sz w:val="18"/>
+                <w:szCs w:val="18"/>
+              </w:rPr>
+              <w:t>Receipt</w:t>
+            </w:r>
+          </w:p>
+        </w:tc>
+        <w:tc>
+          <w:tcPr>
+            <w:tcW w:type="dxa" w:w="6560"/>
+            <w:tcBorders>
+              <w:top w:val="single" w:color="CCCCCC" w:sz="1"/>
+              <w:left w:val="single" w:color="CCCCCC" w:sz="1"/>
+              <w:bottom w:val="single" w:color="CCCCCC" w:sz="1"/>
+              <w:right w:val="single" w:color="CCCCCC" w:sz="1"/>
+            </w:tcBorders>
+            <w:tcMar>
+              <w:top w:type="dxa" w:w="80"/>
+              <w:left w:type="dxa" w:w="120"/>
+              <w:bottom w:type="dxa" w:w="80"/>
+              <w:right w:type="dxa" w:w="120"/>
+            </w:tcMar>
+            <w:shd w:fill="F5F2EC" w:val="clear"/>
+          </w:tcPr>
+          <w:p>
+            <w:r>
+              <w:rPr>
+                <w:rFonts w:ascii="Arial" w:cs="Arial" w:eastAsia="Arial" w:hAnsi="Arial"/>
+                <w:sz w:val="18"/>
+                <w:szCs w:val="18"/>
+              </w:rPr>
+              <w:t>Switch on if you have the original purchase receipt</w:t>
+            </w:r>
+          </w:p>
+        </w:tc>
+      </w:tr>
+      <w:tr>
+        <w:tc>
+          <w:tcPr>
+            <w:tcW w:type="dxa" w:w="2800"/>
+            <w:tcBorders>
+              <w:top w:val="single" w:color="CCCCCC" w:sz="1"/>
+              <w:left w:val="single" w:color="CCCCCC" w:sz="1"/>
+              <w:bottom w:val="single" w:color="CCCCCC" w:sz="1"/>
+              <w:right w:val="single" w:color="CCCCCC" w:sz="1"/>
+            </w:tcBorders>
+            <w:tcMar>
+              <w:top w:type="dxa" w:w="80"/>
+              <w:left w:type="dxa" w:w="120"/>
+              <w:bottom w:type="dxa" w:w="80"/>
+              <w:right w:type="dxa" w:w="120"/>
+            </w:tcMar>
+            <w:shd w:fill="FFFFFF" w:val="clear"/>
           </w:tcPr>
           <w:p>
             <w:r>
@@ -4240,13 +4936,13 @@
               <w:bottom w:val="single" w:color="CCCCCC" w:sz="1"/>
               <w:right w:val="single" w:color="CCCCCC" w:sz="1"/>
             </w:tcBorders>
+            <w:tcMar>
+              <w:top w:type="dxa" w:w="80"/>
+              <w:left w:type="dxa" w:w="120"/>
+              <w:bottom w:type="dxa" w:w="80"/>
+              <w:right w:type="dxa" w:w="120"/>
+            </w:tcMar>
             <w:shd w:fill="FFFFFF" w:val="clear"/>
-            <w:tcMar>
-              <w:top w:type="dxa" w:w="80"/>
-              <w:left w:type="dxa" w:w="120"/>
-              <w:bottom w:type="dxa" w:w="80"/>
-              <w:right w:type="dxa" w:w="120"/>
-            </w:tcMar>
           </w:tcPr>
           <w:p>
             <w:r>
@@ -4261,6 +4957,70 @@
         </w:tc>
       </w:tr>
     </w:tbl>
+    <w:p>
+      <w:pPr>
+        <w:spacing w:after="160" w:before="0"/>
+      </w:pPr>
+      <w:r/>
+    </w:p>
+    <w:p>
+      <w:pPr>
+        <w:pStyle w:val="Heading2"/>
+        <w:spacing w:after="120" w:before="240"/>
+      </w:pPr>
+      <w:r>
+        <w:rPr>
+          <w:rFonts w:ascii="Arial" w:cs="Arial" w:eastAsia="Arial" w:hAnsi="Arial"/>
+          <w:b/>
+          <w:bCs/>
+          <w:sz w:val="26"/>
+          <w:szCs w:val="26"/>
+        </w:rPr>
+        <w:t>Summary, Sort and Filters</w:t>
+      </w:r>
+    </w:p>
+    <w:p>
+      <w:pPr>
+        <w:spacing w:after="100" w:before="0"/>
+      </w:pPr>
+      <w:r>
+        <w:rPr>
+          <w:rFonts w:ascii="Arial" w:cs="Arial" w:eastAsia="Arial" w:hAnsi="Arial"/>
+          <w:sz w:val="20"/>
+          <w:szCs w:val="20"/>
+        </w:rPr>
+        <w:t>The row of pills at the top of each tab totals what is currently shown, so it changes as you search or filter: Total (price paid) on Collection, Budget on Wishlist, Value (asking prices) on Listed, and Profit on Sold. A small note under a pill says what was left out, for example items with no asking price or no USD cost. Sort sits next to Search with an arrow to reverse the order; items missing the sorted value always go last. Filters opens a list of dropdowns (status, channel, Bought, Condition, Source, Size, category, brand, year); each active filter shows as a chip you can tap to remove, with a “Showing X of Y” count.</w:t>
+      </w:r>
+    </w:p>
+    <w:p>
+      <w:pPr>
+        <w:pStyle w:val="Heading2"/>
+        <w:spacing w:after="120" w:before="240"/>
+      </w:pPr>
+      <w:r>
+        <w:rPr>
+          <w:rFonts w:ascii="Arial" w:cs="Arial" w:eastAsia="Arial" w:hAnsi="Arial"/>
+          <w:b/>
+          <w:bCs/>
+          <w:sz w:val="26"/>
+          <w:szCs w:val="26"/>
+        </w:rPr>
+        <w:t>Backup</w:t>
+      </w:r>
+    </w:p>
+    <w:p>
+      <w:pPr>
+        <w:spacing w:after="100" w:before="0"/>
+      </w:pPr>
+      <w:r>
+        <w:rPr>
+          <w:rFonts w:ascii="Arial" w:cs="Arial" w:eastAsia="Arial" w:hAnsi="Arial"/>
+          <w:sz w:val="20"/>
+          <w:szCs w:val="20"/>
+        </w:rPr>
+        <w:t>In the sync panel, Download backup saves a copy of all items to your device. Do this before any large change.</w:t>
+      </w:r>
+    </w:p>
     <w:p>
       <w:pPr>
         <w:spacing w:after="160" w:before="0"/>
